--- a/zht/docx/013.content.docx
+++ b/zht/docx/013.content.docx
@@ -331,18 +331,12 @@
           <w:lang w:val="zh_TW" w:bidi="zh_TW"/>
         </w:rPr>
       </w:r>
-      <w:hyperlink r:id="rId13">
-        <w:r>
-          <w:rPr>
-            <w:lang w:val="zh_TW" w:bidi="zh_TW"/>
-          </w:rPr>
-          <w:rPr>
-            <w:color w:val="0000EE"/>
-            <w:u w:val="single"/>
-          </w:rPr>
-          <w:t>馬太福音27:29</w:t>
-        </w:r>
-      </w:hyperlink>
+      <w:r>
+        <w:rPr>
+          <w:lang w:val="zh_TW" w:bidi="zh_TW"/>
+        </w:rPr>
+        <w:t>馬太福音27:29</w:t>
+      </w:r>
     </w:p>
     <w:p>
       <w:pPr>
@@ -355,18 +349,12 @@
           <w:lang w:val="zh_TW" w:bidi="zh_TW"/>
         </w:rPr>
       </w:r>
-      <w:hyperlink r:id="rId14">
-        <w:r>
-          <w:rPr>
-            <w:lang w:val="zh_TW" w:bidi="zh_TW"/>
-          </w:rPr>
-          <w:rPr>
-            <w:color w:val="0000EE"/>
-            <w:u w:val="single"/>
-          </w:rPr>
-          <w:t>馬太福音28:8–10</w:t>
-        </w:r>
-      </w:hyperlink>
+      <w:r>
+        <w:rPr>
+          <w:lang w:val="zh_TW" w:bidi="zh_TW"/>
+        </w:rPr>
+        <w:t>馬太福音28:8–10</w:t>
+      </w:r>
     </w:p>
     <w:p>
       <w:pPr>
@@ -379,18 +367,12 @@
           <w:lang w:val="zh_TW" w:bidi="zh_TW"/>
         </w:rPr>
       </w:r>
-      <w:hyperlink r:id="rId15">
-        <w:r>
-          <w:rPr>
-            <w:lang w:val="zh_TW" w:bidi="zh_TW"/>
-          </w:rPr>
-          <w:rPr>
-            <w:color w:val="0000EE"/>
-            <w:u w:val="single"/>
-          </w:rPr>
-          <w:t>詩篇78:48</w:t>
-        </w:r>
-      </w:hyperlink>
+      <w:r>
+        <w:rPr>
+          <w:lang w:val="zh_TW" w:bidi="zh_TW"/>
+        </w:rPr>
+        <w:t>詩篇78:48</w:t>
+      </w:r>
     </w:p>
     <w:p>
       <w:pPr>
@@ -403,18 +385,12 @@
           <w:lang w:val="zh_TW" w:bidi="zh_TW"/>
         </w:rPr>
       </w:r>
-      <w:hyperlink r:id="rId16">
-        <w:r>
-          <w:rPr>
-            <w:lang w:val="zh_TW" w:bidi="zh_TW"/>
-          </w:rPr>
-          <w:rPr>
-            <w:color w:val="0000EE"/>
-            <w:u w:val="single"/>
-          </w:rPr>
-          <w:t>詩篇148:8</w:t>
-        </w:r>
-      </w:hyperlink>
+      <w:r>
+        <w:rPr>
+          <w:lang w:val="zh_TW" w:bidi="zh_TW"/>
+        </w:rPr>
+        <w:t>詩篇148:8</w:t>
+      </w:r>
     </w:p>
     <w:p>
       <w:pPr>
@@ -427,18 +403,12 @@
           <w:lang w:val="zh_TW" w:bidi="zh_TW"/>
         </w:rPr>
       </w:r>
-      <w:hyperlink r:id="rId17">
-        <w:r>
-          <w:rPr>
-            <w:lang w:val="zh_TW" w:bidi="zh_TW"/>
-          </w:rPr>
-          <w:rPr>
-            <w:color w:val="0000EE"/>
-            <w:u w:val="single"/>
-          </w:rPr>
-          <w:t>啟示錄8:7</w:t>
-        </w:r>
-      </w:hyperlink>
+      <w:r>
+        <w:rPr>
+          <w:lang w:val="zh_TW" w:bidi="zh_TW"/>
+        </w:rPr>
+        <w:t>啟示錄8:7</w:t>
+      </w:r>
     </w:p>
     <w:p>
       <w:pPr>
@@ -714,18 +684,12 @@
           <w:lang w:val="zh_TW" w:bidi="zh_TW"/>
         </w:rPr>
       </w:r>
-      <w:hyperlink r:id="rId18">
-        <w:r>
-          <w:rPr>
-            <w:lang w:val="zh_TW" w:bidi="zh_TW"/>
-          </w:rPr>
-          <w:rPr>
-            <w:color w:val="0000EE"/>
-            <w:u w:val="single"/>
-          </w:rPr>
-          <w:t>使徒行傳2:46</w:t>
-        </w:r>
-      </w:hyperlink>
+      <w:r>
+        <w:rPr>
+          <w:lang w:val="zh_TW" w:bidi="zh_TW"/>
+        </w:rPr>
+        <w:t>使徒行傳2:46</w:t>
+      </w:r>
     </w:p>
     <w:p>
       <w:pPr>
@@ -738,18 +702,12 @@
           <w:lang w:val="zh_TW" w:bidi="zh_TW"/>
         </w:rPr>
       </w:r>
-      <w:hyperlink r:id="rId19">
-        <w:r>
-          <w:rPr>
-            <w:lang w:val="zh_TW" w:bidi="zh_TW"/>
-          </w:rPr>
-          <w:rPr>
-            <w:color w:val="0000EE"/>
-            <w:u w:val="single"/>
-          </w:rPr>
-          <w:t>使徒行傳27:35</w:t>
-        </w:r>
-      </w:hyperlink>
+      <w:r>
+        <w:rPr>
+          <w:lang w:val="zh_TW" w:bidi="zh_TW"/>
+        </w:rPr>
+        <w:t>使徒行傳27:35</w:t>
+      </w:r>
     </w:p>
     <w:p>
       <w:pPr>
@@ -762,18 +720,12 @@
           <w:lang w:val="zh_TW" w:bidi="zh_TW"/>
         </w:rPr>
       </w:r>
-      <w:hyperlink r:id="rId20">
-        <w:r>
-          <w:rPr>
-            <w:lang w:val="zh_TW" w:bidi="zh_TW"/>
-          </w:rPr>
-          <w:rPr>
-            <w:color w:val="0000EE"/>
-            <w:u w:val="single"/>
-          </w:rPr>
-          <w:t>出埃及記16:15</w:t>
-        </w:r>
-      </w:hyperlink>
+      <w:r>
+        <w:rPr>
+          <w:lang w:val="zh_TW" w:bidi="zh_TW"/>
+        </w:rPr>
+        <w:t>出埃及記16:15</w:t>
+      </w:r>
     </w:p>
     <w:p>
       <w:pPr>
@@ -786,18 +738,12 @@
           <w:lang w:val="zh_TW" w:bidi="zh_TW"/>
         </w:rPr>
       </w:r>
-      <w:hyperlink r:id="rId21">
-        <w:r>
-          <w:rPr>
-            <w:lang w:val="zh_TW" w:bidi="zh_TW"/>
-          </w:rPr>
-          <w:rPr>
-            <w:color w:val="0000EE"/>
-            <w:u w:val="single"/>
-          </w:rPr>
-          <w:t>路加福音9:13</w:t>
-        </w:r>
-      </w:hyperlink>
+      <w:r>
+        <w:rPr>
+          <w:lang w:val="zh_TW" w:bidi="zh_TW"/>
+        </w:rPr>
+        <w:t>路加福音9:13</w:t>
+      </w:r>
     </w:p>
     <w:p>
       <w:pPr>
@@ -810,18 +756,12 @@
           <w:lang w:val="zh_TW" w:bidi="zh_TW"/>
         </w:rPr>
       </w:r>
-      <w:hyperlink r:id="rId22">
-        <w:r>
-          <w:rPr>
-            <w:lang w:val="zh_TW" w:bidi="zh_TW"/>
-          </w:rPr>
-          <w:rPr>
-            <w:color w:val="0000EE"/>
-            <w:u w:val="single"/>
-          </w:rPr>
-          <w:t>馬可福音6:38</w:t>
-        </w:r>
-      </w:hyperlink>
+      <w:r>
+        <w:rPr>
+          <w:lang w:val="zh_TW" w:bidi="zh_TW"/>
+        </w:rPr>
+        <w:t>馬可福音6:38</w:t>
+      </w:r>
     </w:p>
     <w:p>
       <w:pPr>
@@ -834,18 +774,12 @@
           <w:lang w:val="zh_TW" w:bidi="zh_TW"/>
         </w:rPr>
       </w:r>
-      <w:hyperlink r:id="rId23">
-        <w:r>
-          <w:rPr>
-            <w:lang w:val="zh_TW" w:bidi="zh_TW"/>
-          </w:rPr>
-          <w:rPr>
-            <w:color w:val="0000EE"/>
-            <w:u w:val="single"/>
-          </w:rPr>
-          <w:t>馬太福音4:4</w:t>
-        </w:r>
-      </w:hyperlink>
+      <w:r>
+        <w:rPr>
+          <w:lang w:val="zh_TW" w:bidi="zh_TW"/>
+        </w:rPr>
+        <w:t>馬太福音4:4</w:t>
+      </w:r>
     </w:p>
     <w:p>
       <w:pPr>
@@ -858,18 +792,12 @@
           <w:lang w:val="zh_TW" w:bidi="zh_TW"/>
         </w:rPr>
       </w:r>
-      <w:hyperlink r:id="rId24">
-        <w:r>
-          <w:rPr>
-            <w:lang w:val="zh_TW" w:bidi="zh_TW"/>
-          </w:rPr>
-          <w:rPr>
-            <w:color w:val="0000EE"/>
-            <w:u w:val="single"/>
-          </w:rPr>
-          <w:t>馬太福音11:18</w:t>
-        </w:r>
-      </w:hyperlink>
+      <w:r>
+        <w:rPr>
+          <w:lang w:val="zh_TW" w:bidi="zh_TW"/>
+        </w:rPr>
+        <w:t>馬太福音11:18</w:t>
+      </w:r>
     </w:p>
     <w:p>
       <w:pPr>
